--- a/projects/R&D_DDD_3rd/이력서_SEO_CHARLES.docx
+++ b/projects/R&D_DDD_3rd/이력서_SEO_CHARLES.docx
@@ -4,19 +4,26 @@
   <w:body>
     <w:p>
       <w:pPr>
-        <w:pStyle w:val="Title"/>
         <w:jc w:val="center"/>
       </w:pPr>
       <w:r>
+        <w:rPr>
+          <w:rFonts w:ascii="맑은 고딕" w:hAnsi="맑은 고딕" w:eastAsia="맑은 고딕"/>
+          <w:b/>
+          <w:sz w:val="48"/>
+        </w:rPr>
         <w:t>이 력 서</w:t>
       </w:r>
     </w:p>
+    <w:p/>
     <w:p>
-      <w:pPr>
-        <w:pStyle w:val="Heading1"/>
-      </w:pPr>
       <w:r>
-        <w:t>인적사항</w:t>
+        <w:rPr>
+          <w:rFonts w:ascii="맑은 고딕" w:hAnsi="맑은 고딕" w:eastAsia="맑은 고딕"/>
+          <w:b/>
+          <w:sz w:val="28"/>
+        </w:rPr>
+        <w:t>■ 인적사항</w:t>
       </w:r>
     </w:p>
     <w:tbl>
@@ -37,6 +44,11 @@
           </w:tcPr>
           <w:p>
             <w:r>
+              <w:rPr>
+                <w:rFonts w:ascii="맑은 고딕" w:hAnsi="맑은 고딕" w:eastAsia="맑은 고딕"/>
+                <w:b/>
+                <w:sz w:val="20"/>
+              </w:rPr>
               <w:t>성명</w:t>
             </w:r>
           </w:p>
@@ -47,6 +59,10 @@
           </w:tcPr>
           <w:p>
             <w:r>
+              <w:rPr>
+                <w:rFonts w:ascii="맑은 고딕" w:hAnsi="맑은 고딕" w:eastAsia="맑은 고딕"/>
+                <w:sz w:val="20"/>
+              </w:rPr>
               <w:t>SEO CHARLES (서찰스)</w:t>
             </w:r>
           </w:p>
@@ -60,6 +76,11 @@
           </w:tcPr>
           <w:p>
             <w:r>
+              <w:rPr>
+                <w:rFonts w:ascii="맑은 고딕" w:hAnsi="맑은 고딕" w:eastAsia="맑은 고딕"/>
+                <w:b/>
+                <w:sz w:val="20"/>
+              </w:rPr>
               <w:t>소속</w:t>
             </w:r>
           </w:p>
@@ -70,6 +91,10 @@
           </w:tcPr>
           <w:p>
             <w:r>
+              <w:rPr>
+                <w:rFonts w:ascii="맑은 고딕" w:hAnsi="맑은 고딕" w:eastAsia="맑은 고딕"/>
+                <w:sz w:val="20"/>
+              </w:rPr>
               <w:t>㈜위브원 연구원</w:t>
             </w:r>
           </w:p>
@@ -83,6 +108,11 @@
           </w:tcPr>
           <w:p>
             <w:r>
+              <w:rPr>
+                <w:rFonts w:ascii="맑은 고딕" w:hAnsi="맑은 고딕" w:eastAsia="맑은 고딕"/>
+                <w:b/>
+                <w:sz w:val="20"/>
+              </w:rPr>
               <w:t>역할</w:t>
             </w:r>
           </w:p>
@@ -93,6 +123,10 @@
           </w:tcPr>
           <w:p>
             <w:r>
+              <w:rPr>
+                <w:rFonts w:ascii="맑은 고딕" w:hAnsi="맑은 고딕" w:eastAsia="맑은 고딕"/>
+                <w:sz w:val="20"/>
+              </w:rPr>
               <w:t>UX·프롬프트 설계</w:t>
             </w:r>
           </w:p>
@@ -101,11 +135,13 @@
     </w:tbl>
     <w:p/>
     <w:p>
-      <w:pPr>
-        <w:pStyle w:val="Heading1"/>
-      </w:pPr>
       <w:r>
-        <w:t>학력</w:t>
+        <w:rPr>
+          <w:rFonts w:ascii="맑은 고딕" w:hAnsi="맑은 고딕" w:eastAsia="맑은 고딕"/>
+          <w:b/>
+          <w:sz w:val="28"/>
+        </w:rPr>
+        <w:t>■ 학력</w:t>
       </w:r>
     </w:p>
     <w:tbl>
@@ -128,6 +164,11 @@
           </w:tcPr>
           <w:p>
             <w:r>
+              <w:rPr>
+                <w:rFonts w:ascii="맑은 고딕" w:hAnsi="맑은 고딕" w:eastAsia="맑은 고딕"/>
+                <w:b/>
+                <w:sz w:val="20"/>
+              </w:rPr>
               <w:t>기간</w:t>
             </w:r>
           </w:p>
@@ -139,6 +180,11 @@
           </w:tcPr>
           <w:p>
             <w:r>
+              <w:rPr>
+                <w:rFonts w:ascii="맑은 고딕" w:hAnsi="맑은 고딕" w:eastAsia="맑은 고딕"/>
+                <w:b/>
+                <w:sz w:val="20"/>
+              </w:rPr>
               <w:t>학교</w:t>
             </w:r>
           </w:p>
@@ -150,6 +196,11 @@
           </w:tcPr>
           <w:p>
             <w:r>
+              <w:rPr>
+                <w:rFonts w:ascii="맑은 고딕" w:hAnsi="맑은 고딕" w:eastAsia="맑은 고딕"/>
+                <w:b/>
+                <w:sz w:val="20"/>
+              </w:rPr>
               <w:t>전공</w:t>
             </w:r>
           </w:p>
@@ -161,6 +212,11 @@
           </w:tcPr>
           <w:p>
             <w:r>
+              <w:rPr>
+                <w:rFonts w:ascii="맑은 고딕" w:hAnsi="맑은 고딕" w:eastAsia="맑은 고딕"/>
+                <w:b/>
+                <w:sz w:val="20"/>
+              </w:rPr>
               <w:t>학위</w:t>
             </w:r>
           </w:p>
@@ -173,6 +229,10 @@
           </w:tcPr>
           <w:p>
             <w:r>
+              <w:rPr>
+                <w:rFonts w:ascii="맑은 고딕" w:hAnsi="맑은 고딕" w:eastAsia="맑은 고딕"/>
+                <w:sz w:val="20"/>
+              </w:rPr>
               <w:t>2010.03 ~ 2014.02</w:t>
             </w:r>
           </w:p>
@@ -183,6 +243,10 @@
           </w:tcPr>
           <w:p>
             <w:r>
+              <w:rPr>
+                <w:rFonts w:ascii="맑은 고딕" w:hAnsi="맑은 고딕" w:eastAsia="맑은 고딕"/>
+                <w:sz w:val="20"/>
+              </w:rPr>
               <w:t>KAIST</w:t>
             </w:r>
           </w:p>
@@ -193,6 +257,10 @@
           </w:tcPr>
           <w:p>
             <w:r>
+              <w:rPr>
+                <w:rFonts w:ascii="맑은 고딕" w:hAnsi="맑은 고딕" w:eastAsia="맑은 고딕"/>
+                <w:sz w:val="20"/>
+              </w:rPr>
               <w:t>생명화학공학</w:t>
             </w:r>
           </w:p>
@@ -203,6 +271,10 @@
           </w:tcPr>
           <w:p>
             <w:r>
+              <w:rPr>
+                <w:rFonts w:ascii="맑은 고딕" w:hAnsi="맑은 고딕" w:eastAsia="맑은 고딕"/>
+                <w:sz w:val="20"/>
+              </w:rPr>
               <w:t>학사</w:t>
             </w:r>
           </w:p>
@@ -215,6 +287,10 @@
           </w:tcPr>
           <w:p>
             <w:r>
+              <w:rPr>
+                <w:rFonts w:ascii="맑은 고딕" w:hAnsi="맑은 고딕" w:eastAsia="맑은 고딕"/>
+                <w:sz w:val="20"/>
+              </w:rPr>
               <w:t>2014.03 ~ 2016.02</w:t>
             </w:r>
           </w:p>
@@ -225,6 +301,10 @@
           </w:tcPr>
           <w:p>
             <w:r>
+              <w:rPr>
+                <w:rFonts w:ascii="맑은 고딕" w:hAnsi="맑은 고딕" w:eastAsia="맑은 고딕"/>
+                <w:sz w:val="20"/>
+              </w:rPr>
               <w:t>KAIST</w:t>
             </w:r>
           </w:p>
@@ -235,6 +315,10 @@
           </w:tcPr>
           <w:p>
             <w:r>
+              <w:rPr>
+                <w:rFonts w:ascii="맑은 고딕" w:hAnsi="맑은 고딕" w:eastAsia="맑은 고딕"/>
+                <w:sz w:val="20"/>
+              </w:rPr>
               <w:t>생명화학공학</w:t>
             </w:r>
           </w:p>
@@ -245,6 +329,10 @@
           </w:tcPr>
           <w:p>
             <w:r>
+              <w:rPr>
+                <w:rFonts w:ascii="맑은 고딕" w:hAnsi="맑은 고딕" w:eastAsia="맑은 고딕"/>
+                <w:sz w:val="20"/>
+              </w:rPr>
               <w:t>석사</w:t>
             </w:r>
           </w:p>
@@ -257,6 +345,10 @@
           </w:tcPr>
           <w:p>
             <w:r>
+              <w:rPr>
+                <w:rFonts w:ascii="맑은 고딕" w:hAnsi="맑은 고딕" w:eastAsia="맑은 고딕"/>
+                <w:sz w:val="20"/>
+              </w:rPr>
               <w:t>2016.03 ~ 2020.02</w:t>
             </w:r>
           </w:p>
@@ -267,6 +359,10 @@
           </w:tcPr>
           <w:p>
             <w:r>
+              <w:rPr>
+                <w:rFonts w:ascii="맑은 고딕" w:hAnsi="맑은 고딕" w:eastAsia="맑은 고딕"/>
+                <w:sz w:val="20"/>
+              </w:rPr>
               <w:t>KAIST</w:t>
             </w:r>
           </w:p>
@@ -277,6 +373,10 @@
           </w:tcPr>
           <w:p>
             <w:r>
+              <w:rPr>
+                <w:rFonts w:ascii="맑은 고딕" w:hAnsi="맑은 고딕" w:eastAsia="맑은 고딕"/>
+                <w:sz w:val="20"/>
+              </w:rPr>
               <w:t>건설 및 환경공학</w:t>
             </w:r>
           </w:p>
@@ -287,6 +387,10 @@
           </w:tcPr>
           <w:p>
             <w:r>
+              <w:rPr>
+                <w:rFonts w:ascii="맑은 고딕" w:hAnsi="맑은 고딕" w:eastAsia="맑은 고딕"/>
+                <w:sz w:val="20"/>
+              </w:rPr>
               <w:t>박사수료</w:t>
             </w:r>
           </w:p>
@@ -295,11 +399,13 @@
     </w:tbl>
     <w:p/>
     <w:p>
-      <w:pPr>
-        <w:pStyle w:val="Heading1"/>
-      </w:pPr>
       <w:r>
-        <w:t>경력사항</w:t>
+        <w:rPr>
+          <w:rFonts w:ascii="맑은 고딕" w:hAnsi="맑은 고딕" w:eastAsia="맑은 고딕"/>
+          <w:b/>
+          <w:sz w:val="28"/>
+        </w:rPr>
+        <w:t>■ 경력사항</w:t>
       </w:r>
     </w:p>
     <w:tbl>
@@ -322,6 +428,11 @@
           </w:tcPr>
           <w:p>
             <w:r>
+              <w:rPr>
+                <w:rFonts w:ascii="맑은 고딕" w:hAnsi="맑은 고딕" w:eastAsia="맑은 고딕"/>
+                <w:b/>
+                <w:sz w:val="20"/>
+              </w:rPr>
               <w:t>기간</w:t>
             </w:r>
           </w:p>
@@ -333,6 +444,11 @@
           </w:tcPr>
           <w:p>
             <w:r>
+              <w:rPr>
+                <w:rFonts w:ascii="맑은 고딕" w:hAnsi="맑은 고딕" w:eastAsia="맑은 고딕"/>
+                <w:b/>
+                <w:sz w:val="20"/>
+              </w:rPr>
               <w:t>회사명</w:t>
             </w:r>
           </w:p>
@@ -344,6 +460,11 @@
           </w:tcPr>
           <w:p>
             <w:r>
+              <w:rPr>
+                <w:rFonts w:ascii="맑은 고딕" w:hAnsi="맑은 고딕" w:eastAsia="맑은 고딕"/>
+                <w:b/>
+                <w:sz w:val="20"/>
+              </w:rPr>
               <w:t>직위</w:t>
             </w:r>
           </w:p>
@@ -355,6 +476,11 @@
           </w:tcPr>
           <w:p>
             <w:r>
+              <w:rPr>
+                <w:rFonts w:ascii="맑은 고딕" w:hAnsi="맑은 고딕" w:eastAsia="맑은 고딕"/>
+                <w:b/>
+                <w:sz w:val="20"/>
+              </w:rPr>
               <w:t>담당 업무</w:t>
             </w:r>
           </w:p>
@@ -367,6 +493,10 @@
           </w:tcPr>
           <w:p>
             <w:r>
+              <w:rPr>
+                <w:rFonts w:ascii="맑은 고딕" w:hAnsi="맑은 고딕" w:eastAsia="맑은 고딕"/>
+                <w:sz w:val="20"/>
+              </w:rPr>
               <w:t>2020.03 ~ 2021.12</w:t>
             </w:r>
           </w:p>
@@ -377,6 +507,10 @@
           </w:tcPr>
           <w:p>
             <w:r>
+              <w:rPr>
+                <w:rFonts w:ascii="맑은 고딕" w:hAnsi="맑은 고딕" w:eastAsia="맑은 고딕"/>
+                <w:sz w:val="20"/>
+              </w:rPr>
               <w:t>㈜퀸즈스마일</w:t>
             </w:r>
           </w:p>
@@ -387,6 +521,10 @@
           </w:tcPr>
           <w:p>
             <w:r>
+              <w:rPr>
+                <w:rFonts w:ascii="맑은 고딕" w:hAnsi="맑은 고딕" w:eastAsia="맑은 고딕"/>
+                <w:sz w:val="20"/>
+              </w:rPr>
               <w:t>연구기술고문</w:t>
             </w:r>
           </w:p>
@@ -397,6 +535,10 @@
           </w:tcPr>
           <w:p>
             <w:r>
+              <w:rPr>
+                <w:rFonts w:ascii="맑은 고딕" w:hAnsi="맑은 고딕" w:eastAsia="맑은 고딕"/>
+                <w:sz w:val="20"/>
+              </w:rPr>
               <w:t>최적화 알고리즘 연구, 정량적 실험 설계</w:t>
             </w:r>
           </w:p>
@@ -409,6 +551,10 @@
           </w:tcPr>
           <w:p>
             <w:r>
+              <w:rPr>
+                <w:rFonts w:ascii="맑은 고딕" w:hAnsi="맑은 고딕" w:eastAsia="맑은 고딕"/>
+                <w:sz w:val="20"/>
+              </w:rPr>
               <w:t>2022.01 ~ 2025.12</w:t>
             </w:r>
           </w:p>
@@ -419,6 +565,10 @@
           </w:tcPr>
           <w:p>
             <w:r>
+              <w:rPr>
+                <w:rFonts w:ascii="맑은 고딕" w:hAnsi="맑은 고딕" w:eastAsia="맑은 고딕"/>
+                <w:sz w:val="20"/>
+              </w:rPr>
               <w:t>㈜팬블러</w:t>
             </w:r>
           </w:p>
@@ -429,6 +579,10 @@
           </w:tcPr>
           <w:p>
             <w:r>
+              <w:rPr>
+                <w:rFonts w:ascii="맑은 고딕" w:hAnsi="맑은 고딕" w:eastAsia="맑은 고딕"/>
+                <w:sz w:val="20"/>
+              </w:rPr>
               <w:t>Co-Founder / PO</w:t>
             </w:r>
           </w:p>
@@ -439,6 +593,10 @@
           </w:tcPr>
           <w:p>
             <w:r>
+              <w:rPr>
+                <w:rFonts w:ascii="맑은 고딕" w:hAnsi="맑은 고딕" w:eastAsia="맑은 고딕"/>
+                <w:sz w:val="20"/>
+              </w:rPr>
               <w:t>제품 기획 총괄, 비숙련자 대상 UX 설계</w:t>
             </w:r>
           </w:p>
@@ -451,6 +609,10 @@
           </w:tcPr>
           <w:p>
             <w:r>
+              <w:rPr>
+                <w:rFonts w:ascii="맑은 고딕" w:hAnsi="맑은 고딕" w:eastAsia="맑은 고딕"/>
+                <w:sz w:val="20"/>
+              </w:rPr>
               <w:t>2026.01 ~ 현재</w:t>
             </w:r>
           </w:p>
@@ -461,6 +623,10 @@
           </w:tcPr>
           <w:p>
             <w:r>
+              <w:rPr>
+                <w:rFonts w:ascii="맑은 고딕" w:hAnsi="맑은 고딕" w:eastAsia="맑은 고딕"/>
+                <w:sz w:val="20"/>
+              </w:rPr>
               <w:t>㈜위브원</w:t>
             </w:r>
           </w:p>
@@ -471,6 +637,10 @@
           </w:tcPr>
           <w:p>
             <w:r>
+              <w:rPr>
+                <w:rFonts w:ascii="맑은 고딕" w:hAnsi="맑은 고딕" w:eastAsia="맑은 고딕"/>
+                <w:sz w:val="20"/>
+              </w:rPr>
               <w:t>연구원</w:t>
             </w:r>
           </w:p>
@@ -481,6 +651,10 @@
           </w:tcPr>
           <w:p>
             <w:r>
+              <w:rPr>
+                <w:rFonts w:ascii="맑은 고딕" w:hAnsi="맑은 고딕" w:eastAsia="맑은 고딕"/>
+                <w:sz w:val="20"/>
+              </w:rPr>
               <w:t>UX·프롬프트 설계, 디지털 취약계층 UX 최적화</w:t>
             </w:r>
           </w:p>
@@ -489,11 +663,13 @@
     </w:tbl>
     <w:p/>
     <w:p>
-      <w:pPr>
-        <w:pStyle w:val="Heading1"/>
-      </w:pPr>
       <w:r>
-        <w:t>연구개발 이력</w:t>
+        <w:rPr>
+          <w:rFonts w:ascii="맑은 고딕" w:hAnsi="맑은 고딕" w:eastAsia="맑은 고딕"/>
+          <w:b/>
+          <w:sz w:val="28"/>
+        </w:rPr>
+        <w:t>■ 연구개발 이력</w:t>
       </w:r>
     </w:p>
     <w:tbl>
@@ -516,6 +692,11 @@
           </w:tcPr>
           <w:p>
             <w:r>
+              <w:rPr>
+                <w:rFonts w:ascii="맑은 고딕" w:hAnsi="맑은 고딕" w:eastAsia="맑은 고딕"/>
+                <w:b/>
+                <w:sz w:val="20"/>
+              </w:rPr>
               <w:t>기간</w:t>
             </w:r>
           </w:p>
@@ -527,6 +708,11 @@
           </w:tcPr>
           <w:p>
             <w:r>
+              <w:rPr>
+                <w:rFonts w:ascii="맑은 고딕" w:hAnsi="맑은 고딕" w:eastAsia="맑은 고딕"/>
+                <w:b/>
+                <w:sz w:val="20"/>
+              </w:rPr>
               <w:t>과제명</w:t>
             </w:r>
           </w:p>
@@ -538,6 +724,11 @@
           </w:tcPr>
           <w:p>
             <w:r>
+              <w:rPr>
+                <w:rFonts w:ascii="맑은 고딕" w:hAnsi="맑은 고딕" w:eastAsia="맑은 고딕"/>
+                <w:b/>
+                <w:sz w:val="20"/>
+              </w:rPr>
               <w:t>역할</w:t>
             </w:r>
           </w:p>
@@ -549,6 +740,11 @@
           </w:tcPr>
           <w:p>
             <w:r>
+              <w:rPr>
+                <w:rFonts w:ascii="맑은 고딕" w:hAnsi="맑은 고딕" w:eastAsia="맑은 고딕"/>
+                <w:b/>
+                <w:sz w:val="20"/>
+              </w:rPr>
               <w:t>비고</w:t>
             </w:r>
           </w:p>
@@ -561,6 +757,10 @@
           </w:tcPr>
           <w:p>
             <w:r>
+              <w:rPr>
+                <w:rFonts w:ascii="맑은 고딕" w:hAnsi="맑은 고딕" w:eastAsia="맑은 고딕"/>
+                <w:sz w:val="20"/>
+              </w:rPr>
               <w:t>2021.01 ~ 2021.07</w:t>
             </w:r>
           </w:p>
@@ -571,6 +771,10 @@
           </w:tcPr>
           <w:p>
             <w:r>
+              <w:rPr>
+                <w:rFonts w:ascii="맑은 고딕" w:hAnsi="맑은 고딕" w:eastAsia="맑은 고딕"/>
+                <w:sz w:val="20"/>
+              </w:rPr>
               <w:t>머신러닝과 빅데이터를 활용한 음식점 생산성 향상 및 고객 시간확보를 위한 음식(주문,예약) 최적화 시스템 개발</w:t>
             </w:r>
           </w:p>
@@ -581,6 +785,10 @@
           </w:tcPr>
           <w:p>
             <w:r>
+              <w:rPr>
+                <w:rFonts w:ascii="맑은 고딕" w:hAnsi="맑은 고딕" w:eastAsia="맑은 고딕"/>
+                <w:sz w:val="20"/>
+              </w:rPr>
               <w:t>연구원</w:t>
             </w:r>
           </w:p>
@@ -591,6 +799,10 @@
           </w:tcPr>
           <w:p>
             <w:r>
+              <w:rPr>
+                <w:rFonts w:ascii="맑은 고딕" w:hAnsi="맑은 고딕" w:eastAsia="맑은 고딕"/>
+                <w:sz w:val="20"/>
+              </w:rPr>
               <w:t>창업성장 기술개발사업</w:t>
             </w:r>
           </w:p>
@@ -599,84 +811,96 @@
     </w:tbl>
     <w:p/>
     <w:p>
-      <w:pPr>
-        <w:pStyle w:val="Heading1"/>
-      </w:pPr>
       <w:r>
-        <w:t>본 과제 수행 시 역할</w:t>
+        <w:rPr>
+          <w:rFonts w:ascii="맑은 고딕" w:hAnsi="맑은 고딕" w:eastAsia="맑은 고딕"/>
+          <w:b/>
+          <w:sz w:val="28"/>
+        </w:rPr>
+        <w:t>■ 본 과제 수행 시 역할</w:t>
       </w:r>
     </w:p>
     <w:p>
-      <w:pPr>
-        <w:pStyle w:val="ListBullet"/>
-      </w:pPr>
       <w:r>
-        <w:t>프롬프트 최적화: P1~P4 프롬프트 버전 설계 및 순차 고도화</w:t>
+        <w:rPr>
+          <w:rFonts w:ascii="맑은 고딕" w:hAnsi="맑은 고딕" w:eastAsia="맑은 고딕"/>
+          <w:sz w:val="20"/>
+        </w:rPr>
+        <w:t>• 프롬프트 최적화: P1~P4 프롬프트 버전 설계 및 순차 고도화</w:t>
       </w:r>
     </w:p>
     <w:p>
-      <w:pPr>
-        <w:pStyle w:val="ListBullet"/>
-      </w:pPr>
       <w:r>
-        <w:t>현장 특화 화이트리스트 구축: 정육점 도메인 특화 오류 표현 차단 구조 설계</w:t>
+        <w:rPr>
+          <w:rFonts w:ascii="맑은 고딕" w:hAnsi="맑은 고딕" w:eastAsia="맑은 고딕"/>
+          <w:sz w:val="20"/>
+        </w:rPr>
+        <w:t>• 현장 특화 화이트리스트 구축: 정육점 도메인 특화 오류 표현 차단 구조 설계</w:t>
       </w:r>
     </w:p>
     <w:p>
-      <w:pPr>
-        <w:pStyle w:val="ListBullet"/>
-      </w:pPr>
       <w:r>
-        <w:t>개인화 실험 설계: Depth별(D1~D3) 개인화 수준 실험 설계 및 분석</w:t>
+        <w:rPr>
+          <w:rFonts w:ascii="맑은 고딕" w:hAnsi="맑은 고딕" w:eastAsia="맑은 고딕"/>
+          <w:sz w:val="20"/>
+        </w:rPr>
+        <w:t>• 개인화 실험 설계: Depth별(D1~D3) 개인화 수준 실험 설계 및 분석</w:t>
       </w:r>
     </w:p>
     <w:p>
-      <w:pPr>
-        <w:pStyle w:val="ListBullet"/>
-      </w:pPr>
       <w:r>
-        <w:t>디지털 취약계층 UX 최적화: 오프라인 현장 사장님 대상 UX 연구 수행</w:t>
+        <w:rPr>
+          <w:rFonts w:ascii="맑은 고딕" w:hAnsi="맑은 고딕" w:eastAsia="맑은 고딕"/>
+          <w:sz w:val="20"/>
+        </w:rPr>
+        <w:t>• 디지털 취약계층 UX 최적화: 오프라인 현장 사장님 대상 UX 연구 수행</w:t>
       </w:r>
     </w:p>
     <w:p>
-      <w:pPr>
-        <w:pStyle w:val="ListBullet"/>
-      </w:pPr>
       <w:r>
-        <w:t>파일럿 매장 섭외 및 협력 관계 구축</w:t>
+        <w:rPr>
+          <w:rFonts w:ascii="맑은 고딕" w:hAnsi="맑은 고딕" w:eastAsia="맑은 고딕"/>
+          <w:sz w:val="20"/>
+        </w:rPr>
+        <w:t>• 파일럿 매장 섭외 및 협력 관계 구축</w:t>
       </w:r>
     </w:p>
     <w:p/>
     <w:p>
-      <w:pPr>
-        <w:pStyle w:val="Heading1"/>
-      </w:pPr>
       <w:r>
-        <w:t>핵심 역량</w:t>
+        <w:rPr>
+          <w:rFonts w:ascii="맑은 고딕" w:hAnsi="맑은 고딕" w:eastAsia="맑은 고딕"/>
+          <w:b/>
+          <w:sz w:val="28"/>
+        </w:rPr>
+        <w:t>■ 핵심 역량</w:t>
       </w:r>
     </w:p>
     <w:p>
-      <w:pPr>
-        <w:pStyle w:val="ListBullet"/>
-      </w:pPr>
       <w:r>
-        <w:t>KAIST 공학 석사 및 박사수료 과정을 통한 정량적 연구 방법론 전문성</w:t>
+        <w:rPr>
+          <w:rFonts w:ascii="맑은 고딕" w:hAnsi="맑은 고딕" w:eastAsia="맑은 고딕"/>
+          <w:sz w:val="20"/>
+        </w:rPr>
+        <w:t>• KAIST 공학 석사 및 박사수료 과정을 통한 정량적 연구 방법론 전문성</w:t>
       </w:r>
     </w:p>
     <w:p>
-      <w:pPr>
-        <w:pStyle w:val="ListBullet"/>
-      </w:pPr>
       <w:r>
-        <w:t>스타트업 Co-Founder 및 Product Owner 경험을 통한 제품 기획·개발 실무 역량</w:t>
+        <w:rPr>
+          <w:rFonts w:ascii="맑은 고딕" w:hAnsi="맑은 고딕" w:eastAsia="맑은 고딕"/>
+          <w:sz w:val="20"/>
+        </w:rPr>
+        <w:t>• 스타트업 Co-Founder 및 Product Owner 경험을 통한 제품 기획·개발 실무 역량</w:t>
       </w:r>
     </w:p>
     <w:p>
-      <w:pPr>
-        <w:pStyle w:val="ListBullet"/>
-      </w:pPr>
       <w:r>
-        <w:t>비숙련자(디지털 취약계층) 대상 UX 설계 전문성</w:t>
+        <w:rPr>
+          <w:rFonts w:ascii="맑은 고딕" w:hAnsi="맑은 고딕" w:eastAsia="맑은 고딕"/>
+          <w:sz w:val="20"/>
+        </w:rPr>
+        <w:t>• 비숙련자(디지털 취약계층) 대상 UX 설계 전문성</w:t>
       </w:r>
     </w:p>
     <w:sectPr>
@@ -1052,6 +1276,9 @@
     <w:name w:val="Normal"/>
     <w:qFormat/>
     <w:rsid w:val="00FC693F"/>
+    <w:rPr>
+      <w:rFonts w:ascii="맑은 고딕" w:hAnsi="맑은 고딕" w:eastAsia="맑은 고딕"/>
+    </w:rPr>
   </w:style>
   <w:style w:type="paragraph" w:styleId="Header">
     <w:name w:val="header"/>

--- a/projects/R&D_DDD_3rd/이력서_SEO_CHARLES.docx
+++ b/projects/R&D_DDD_3rd/이력서_SEO_CHARLES.docx
@@ -8,7 +8,7 @@
       </w:pPr>
       <w:r>
         <w:rPr>
-          <w:rFonts w:ascii="맑은 고딕" w:hAnsi="맑은 고딕" w:eastAsia="맑은 고딕"/>
+          <w:rFonts w:ascii="NanumGothic" w:hAnsi="NanumGothic" w:eastAsia="NanumGothic" w:cs="NanumGothic"/>
           <w:b/>
           <w:sz w:val="48"/>
         </w:rPr>
@@ -19,7 +19,7 @@
     <w:p>
       <w:r>
         <w:rPr>
-          <w:rFonts w:ascii="맑은 고딕" w:hAnsi="맑은 고딕" w:eastAsia="맑은 고딕"/>
+          <w:rFonts w:ascii="NanumGothic" w:hAnsi="NanumGothic" w:eastAsia="NanumGothic" w:cs="NanumGothic"/>
           <w:b/>
           <w:sz w:val="28"/>
         </w:rPr>
@@ -40,12 +40,12 @@
         <w:tc>
           <w:tcPr>
             <w:tcW w:type="dxa" w:w="4320"/>
-            <w:shd w:fill="E6E6E6"/>
+            <w:shd w:fill="DDDDDD"/>
           </w:tcPr>
           <w:p>
             <w:r>
               <w:rPr>
-                <w:rFonts w:ascii="맑은 고딕" w:hAnsi="맑은 고딕" w:eastAsia="맑은 고딕"/>
+                <w:rFonts w:ascii="NanumGothic" w:hAnsi="NanumGothic" w:eastAsia="NanumGothic" w:cs="NanumGothic"/>
                 <w:b/>
                 <w:sz w:val="20"/>
               </w:rPr>
@@ -60,7 +60,8 @@
           <w:p>
             <w:r>
               <w:rPr>
-                <w:rFonts w:ascii="맑은 고딕" w:hAnsi="맑은 고딕" w:eastAsia="맑은 고딕"/>
+                <w:rFonts w:ascii="NanumGothic" w:hAnsi="NanumGothic" w:eastAsia="NanumGothic" w:cs="NanumGothic"/>
+                <w:b w:val="0"/>
                 <w:sz w:val="20"/>
               </w:rPr>
               <w:t>SEO CHARLES (서찰스)</w:t>
@@ -72,12 +73,12 @@
         <w:tc>
           <w:tcPr>
             <w:tcW w:type="dxa" w:w="4320"/>
-            <w:shd w:fill="E6E6E6"/>
+            <w:shd w:fill="DDDDDD"/>
           </w:tcPr>
           <w:p>
             <w:r>
               <w:rPr>
-                <w:rFonts w:ascii="맑은 고딕" w:hAnsi="맑은 고딕" w:eastAsia="맑은 고딕"/>
+                <w:rFonts w:ascii="NanumGothic" w:hAnsi="NanumGothic" w:eastAsia="NanumGothic" w:cs="NanumGothic"/>
                 <w:b/>
                 <w:sz w:val="20"/>
               </w:rPr>
@@ -92,7 +93,8 @@
           <w:p>
             <w:r>
               <w:rPr>
-                <w:rFonts w:ascii="맑은 고딕" w:hAnsi="맑은 고딕" w:eastAsia="맑은 고딕"/>
+                <w:rFonts w:ascii="NanumGothic" w:hAnsi="NanumGothic" w:eastAsia="NanumGothic" w:cs="NanumGothic"/>
+                <w:b w:val="0"/>
                 <w:sz w:val="20"/>
               </w:rPr>
               <w:t>㈜위브원 연구원</w:t>
@@ -104,12 +106,12 @@
         <w:tc>
           <w:tcPr>
             <w:tcW w:type="dxa" w:w="4320"/>
-            <w:shd w:fill="E6E6E6"/>
+            <w:shd w:fill="DDDDDD"/>
           </w:tcPr>
           <w:p>
             <w:r>
               <w:rPr>
-                <w:rFonts w:ascii="맑은 고딕" w:hAnsi="맑은 고딕" w:eastAsia="맑은 고딕"/>
+                <w:rFonts w:ascii="NanumGothic" w:hAnsi="NanumGothic" w:eastAsia="NanumGothic" w:cs="NanumGothic"/>
                 <w:b/>
                 <w:sz w:val="20"/>
               </w:rPr>
@@ -124,7 +126,8 @@
           <w:p>
             <w:r>
               <w:rPr>
-                <w:rFonts w:ascii="맑은 고딕" w:hAnsi="맑은 고딕" w:eastAsia="맑은 고딕"/>
+                <w:rFonts w:ascii="NanumGothic" w:hAnsi="NanumGothic" w:eastAsia="NanumGothic" w:cs="NanumGothic"/>
+                <w:b w:val="0"/>
                 <w:sz w:val="20"/>
               </w:rPr>
               <w:t>UX·프롬프트 설계</w:t>
@@ -137,7 +140,7 @@
     <w:p>
       <w:r>
         <w:rPr>
-          <w:rFonts w:ascii="맑은 고딕" w:hAnsi="맑은 고딕" w:eastAsia="맑은 고딕"/>
+          <w:rFonts w:ascii="NanumGothic" w:hAnsi="NanumGothic" w:eastAsia="NanumGothic" w:cs="NanumGothic"/>
           <w:b/>
           <w:sz w:val="28"/>
         </w:rPr>
@@ -160,12 +163,12 @@
         <w:tc>
           <w:tcPr>
             <w:tcW w:type="dxa" w:w="2160"/>
-            <w:shd w:fill="E6E6E6"/>
+            <w:shd w:fill="DDDDDD"/>
           </w:tcPr>
           <w:p>
             <w:r>
               <w:rPr>
-                <w:rFonts w:ascii="맑은 고딕" w:hAnsi="맑은 고딕" w:eastAsia="맑은 고딕"/>
+                <w:rFonts w:ascii="NanumGothic" w:hAnsi="NanumGothic" w:eastAsia="NanumGothic" w:cs="NanumGothic"/>
                 <w:b/>
                 <w:sz w:val="20"/>
               </w:rPr>
@@ -176,12 +179,12 @@
         <w:tc>
           <w:tcPr>
             <w:tcW w:type="dxa" w:w="2160"/>
-            <w:shd w:fill="E6E6E6"/>
+            <w:shd w:fill="DDDDDD"/>
           </w:tcPr>
           <w:p>
             <w:r>
               <w:rPr>
-                <w:rFonts w:ascii="맑은 고딕" w:hAnsi="맑은 고딕" w:eastAsia="맑은 고딕"/>
+                <w:rFonts w:ascii="NanumGothic" w:hAnsi="NanumGothic" w:eastAsia="NanumGothic" w:cs="NanumGothic"/>
                 <w:b/>
                 <w:sz w:val="20"/>
               </w:rPr>
@@ -192,12 +195,12 @@
         <w:tc>
           <w:tcPr>
             <w:tcW w:type="dxa" w:w="2160"/>
-            <w:shd w:fill="E6E6E6"/>
+            <w:shd w:fill="DDDDDD"/>
           </w:tcPr>
           <w:p>
             <w:r>
               <w:rPr>
-                <w:rFonts w:ascii="맑은 고딕" w:hAnsi="맑은 고딕" w:eastAsia="맑은 고딕"/>
+                <w:rFonts w:ascii="NanumGothic" w:hAnsi="NanumGothic" w:eastAsia="NanumGothic" w:cs="NanumGothic"/>
                 <w:b/>
                 <w:sz w:val="20"/>
               </w:rPr>
@@ -208,12 +211,12 @@
         <w:tc>
           <w:tcPr>
             <w:tcW w:type="dxa" w:w="2160"/>
-            <w:shd w:fill="E6E6E6"/>
+            <w:shd w:fill="DDDDDD"/>
           </w:tcPr>
           <w:p>
             <w:r>
               <w:rPr>
-                <w:rFonts w:ascii="맑은 고딕" w:hAnsi="맑은 고딕" w:eastAsia="맑은 고딕"/>
+                <w:rFonts w:ascii="NanumGothic" w:hAnsi="NanumGothic" w:eastAsia="NanumGothic" w:cs="NanumGothic"/>
                 <w:b/>
                 <w:sz w:val="20"/>
               </w:rPr>
@@ -230,7 +233,8 @@
           <w:p>
             <w:r>
               <w:rPr>
-                <w:rFonts w:ascii="맑은 고딕" w:hAnsi="맑은 고딕" w:eastAsia="맑은 고딕"/>
+                <w:rFonts w:ascii="NanumGothic" w:hAnsi="NanumGothic" w:eastAsia="NanumGothic" w:cs="NanumGothic"/>
+                <w:b w:val="0"/>
                 <w:sz w:val="20"/>
               </w:rPr>
               <w:t>2010.03 ~ 2014.02</w:t>
@@ -244,7 +248,8 @@
           <w:p>
             <w:r>
               <w:rPr>
-                <w:rFonts w:ascii="맑은 고딕" w:hAnsi="맑은 고딕" w:eastAsia="맑은 고딕"/>
+                <w:rFonts w:ascii="NanumGothic" w:hAnsi="NanumGothic" w:eastAsia="NanumGothic" w:cs="NanumGothic"/>
+                <w:b w:val="0"/>
                 <w:sz w:val="20"/>
               </w:rPr>
               <w:t>KAIST</w:t>
@@ -258,7 +263,8 @@
           <w:p>
             <w:r>
               <w:rPr>
-                <w:rFonts w:ascii="맑은 고딕" w:hAnsi="맑은 고딕" w:eastAsia="맑은 고딕"/>
+                <w:rFonts w:ascii="NanumGothic" w:hAnsi="NanumGothic" w:eastAsia="NanumGothic" w:cs="NanumGothic"/>
+                <w:b w:val="0"/>
                 <w:sz w:val="20"/>
               </w:rPr>
               <w:t>생명화학공학</w:t>
@@ -272,7 +278,8 @@
           <w:p>
             <w:r>
               <w:rPr>
-                <w:rFonts w:ascii="맑은 고딕" w:hAnsi="맑은 고딕" w:eastAsia="맑은 고딕"/>
+                <w:rFonts w:ascii="NanumGothic" w:hAnsi="NanumGothic" w:eastAsia="NanumGothic" w:cs="NanumGothic"/>
+                <w:b w:val="0"/>
                 <w:sz w:val="20"/>
               </w:rPr>
               <w:t>학사</w:t>
@@ -288,7 +295,8 @@
           <w:p>
             <w:r>
               <w:rPr>
-                <w:rFonts w:ascii="맑은 고딕" w:hAnsi="맑은 고딕" w:eastAsia="맑은 고딕"/>
+                <w:rFonts w:ascii="NanumGothic" w:hAnsi="NanumGothic" w:eastAsia="NanumGothic" w:cs="NanumGothic"/>
+                <w:b w:val="0"/>
                 <w:sz w:val="20"/>
               </w:rPr>
               <w:t>2014.03 ~ 2016.02</w:t>
@@ -302,7 +310,8 @@
           <w:p>
             <w:r>
               <w:rPr>
-                <w:rFonts w:ascii="맑은 고딕" w:hAnsi="맑은 고딕" w:eastAsia="맑은 고딕"/>
+                <w:rFonts w:ascii="NanumGothic" w:hAnsi="NanumGothic" w:eastAsia="NanumGothic" w:cs="NanumGothic"/>
+                <w:b w:val="0"/>
                 <w:sz w:val="20"/>
               </w:rPr>
               <w:t>KAIST</w:t>
@@ -316,7 +325,8 @@
           <w:p>
             <w:r>
               <w:rPr>
-                <w:rFonts w:ascii="맑은 고딕" w:hAnsi="맑은 고딕" w:eastAsia="맑은 고딕"/>
+                <w:rFonts w:ascii="NanumGothic" w:hAnsi="NanumGothic" w:eastAsia="NanumGothic" w:cs="NanumGothic"/>
+                <w:b w:val="0"/>
                 <w:sz w:val="20"/>
               </w:rPr>
               <w:t>생명화학공학</w:t>
@@ -330,7 +340,8 @@
           <w:p>
             <w:r>
               <w:rPr>
-                <w:rFonts w:ascii="맑은 고딕" w:hAnsi="맑은 고딕" w:eastAsia="맑은 고딕"/>
+                <w:rFonts w:ascii="NanumGothic" w:hAnsi="NanumGothic" w:eastAsia="NanumGothic" w:cs="NanumGothic"/>
+                <w:b w:val="0"/>
                 <w:sz w:val="20"/>
               </w:rPr>
               <w:t>석사</w:t>
@@ -346,7 +357,8 @@
           <w:p>
             <w:r>
               <w:rPr>
-                <w:rFonts w:ascii="맑은 고딕" w:hAnsi="맑은 고딕" w:eastAsia="맑은 고딕"/>
+                <w:rFonts w:ascii="NanumGothic" w:hAnsi="NanumGothic" w:eastAsia="NanumGothic" w:cs="NanumGothic"/>
+                <w:b w:val="0"/>
                 <w:sz w:val="20"/>
               </w:rPr>
               <w:t>2016.03 ~ 2020.02</w:t>
@@ -360,7 +372,8 @@
           <w:p>
             <w:r>
               <w:rPr>
-                <w:rFonts w:ascii="맑은 고딕" w:hAnsi="맑은 고딕" w:eastAsia="맑은 고딕"/>
+                <w:rFonts w:ascii="NanumGothic" w:hAnsi="NanumGothic" w:eastAsia="NanumGothic" w:cs="NanumGothic"/>
+                <w:b w:val="0"/>
                 <w:sz w:val="20"/>
               </w:rPr>
               <w:t>KAIST</w:t>
@@ -374,7 +387,8 @@
           <w:p>
             <w:r>
               <w:rPr>
-                <w:rFonts w:ascii="맑은 고딕" w:hAnsi="맑은 고딕" w:eastAsia="맑은 고딕"/>
+                <w:rFonts w:ascii="NanumGothic" w:hAnsi="NanumGothic" w:eastAsia="NanumGothic" w:cs="NanumGothic"/>
+                <w:b w:val="0"/>
                 <w:sz w:val="20"/>
               </w:rPr>
               <w:t>건설 및 환경공학</w:t>
@@ -388,7 +402,8 @@
           <w:p>
             <w:r>
               <w:rPr>
-                <w:rFonts w:ascii="맑은 고딕" w:hAnsi="맑은 고딕" w:eastAsia="맑은 고딕"/>
+                <w:rFonts w:ascii="NanumGothic" w:hAnsi="NanumGothic" w:eastAsia="NanumGothic" w:cs="NanumGothic"/>
+                <w:b w:val="0"/>
                 <w:sz w:val="20"/>
               </w:rPr>
               <w:t>박사수료</w:t>
@@ -401,7 +416,7 @@
     <w:p>
       <w:r>
         <w:rPr>
-          <w:rFonts w:ascii="맑은 고딕" w:hAnsi="맑은 고딕" w:eastAsia="맑은 고딕"/>
+          <w:rFonts w:ascii="NanumGothic" w:hAnsi="NanumGothic" w:eastAsia="NanumGothic" w:cs="NanumGothic"/>
           <w:b/>
           <w:sz w:val="28"/>
         </w:rPr>
@@ -424,12 +439,12 @@
         <w:tc>
           <w:tcPr>
             <w:tcW w:type="dxa" w:w="2160"/>
-            <w:shd w:fill="E6E6E6"/>
+            <w:shd w:fill="DDDDDD"/>
           </w:tcPr>
           <w:p>
             <w:r>
               <w:rPr>
-                <w:rFonts w:ascii="맑은 고딕" w:hAnsi="맑은 고딕" w:eastAsia="맑은 고딕"/>
+                <w:rFonts w:ascii="NanumGothic" w:hAnsi="NanumGothic" w:eastAsia="NanumGothic" w:cs="NanumGothic"/>
                 <w:b/>
                 <w:sz w:val="20"/>
               </w:rPr>
@@ -440,12 +455,12 @@
         <w:tc>
           <w:tcPr>
             <w:tcW w:type="dxa" w:w="2160"/>
-            <w:shd w:fill="E6E6E6"/>
+            <w:shd w:fill="DDDDDD"/>
           </w:tcPr>
           <w:p>
             <w:r>
               <w:rPr>
-                <w:rFonts w:ascii="맑은 고딕" w:hAnsi="맑은 고딕" w:eastAsia="맑은 고딕"/>
+                <w:rFonts w:ascii="NanumGothic" w:hAnsi="NanumGothic" w:eastAsia="NanumGothic" w:cs="NanumGothic"/>
                 <w:b/>
                 <w:sz w:val="20"/>
               </w:rPr>
@@ -456,12 +471,12 @@
         <w:tc>
           <w:tcPr>
             <w:tcW w:type="dxa" w:w="2160"/>
-            <w:shd w:fill="E6E6E6"/>
+            <w:shd w:fill="DDDDDD"/>
           </w:tcPr>
           <w:p>
             <w:r>
               <w:rPr>
-                <w:rFonts w:ascii="맑은 고딕" w:hAnsi="맑은 고딕" w:eastAsia="맑은 고딕"/>
+                <w:rFonts w:ascii="NanumGothic" w:hAnsi="NanumGothic" w:eastAsia="NanumGothic" w:cs="NanumGothic"/>
                 <w:b/>
                 <w:sz w:val="20"/>
               </w:rPr>
@@ -472,12 +487,12 @@
         <w:tc>
           <w:tcPr>
             <w:tcW w:type="dxa" w:w="2160"/>
-            <w:shd w:fill="E6E6E6"/>
+            <w:shd w:fill="DDDDDD"/>
           </w:tcPr>
           <w:p>
             <w:r>
               <w:rPr>
-                <w:rFonts w:ascii="맑은 고딕" w:hAnsi="맑은 고딕" w:eastAsia="맑은 고딕"/>
+                <w:rFonts w:ascii="NanumGothic" w:hAnsi="NanumGothic" w:eastAsia="NanumGothic" w:cs="NanumGothic"/>
                 <w:b/>
                 <w:sz w:val="20"/>
               </w:rPr>
@@ -494,7 +509,8 @@
           <w:p>
             <w:r>
               <w:rPr>
-                <w:rFonts w:ascii="맑은 고딕" w:hAnsi="맑은 고딕" w:eastAsia="맑은 고딕"/>
+                <w:rFonts w:ascii="NanumGothic" w:hAnsi="NanumGothic" w:eastAsia="NanumGothic" w:cs="NanumGothic"/>
+                <w:b w:val="0"/>
                 <w:sz w:val="20"/>
               </w:rPr>
               <w:t>2020.03 ~ 2021.12</w:t>
@@ -508,7 +524,8 @@
           <w:p>
             <w:r>
               <w:rPr>
-                <w:rFonts w:ascii="맑은 고딕" w:hAnsi="맑은 고딕" w:eastAsia="맑은 고딕"/>
+                <w:rFonts w:ascii="NanumGothic" w:hAnsi="NanumGothic" w:eastAsia="NanumGothic" w:cs="NanumGothic"/>
+                <w:b w:val="0"/>
                 <w:sz w:val="20"/>
               </w:rPr>
               <w:t>㈜퀸즈스마일</w:t>
@@ -522,7 +539,8 @@
           <w:p>
             <w:r>
               <w:rPr>
-                <w:rFonts w:ascii="맑은 고딕" w:hAnsi="맑은 고딕" w:eastAsia="맑은 고딕"/>
+                <w:rFonts w:ascii="NanumGothic" w:hAnsi="NanumGothic" w:eastAsia="NanumGothic" w:cs="NanumGothic"/>
+                <w:b w:val="0"/>
                 <w:sz w:val="20"/>
               </w:rPr>
               <w:t>연구기술고문</w:t>
@@ -536,7 +554,8 @@
           <w:p>
             <w:r>
               <w:rPr>
-                <w:rFonts w:ascii="맑은 고딕" w:hAnsi="맑은 고딕" w:eastAsia="맑은 고딕"/>
+                <w:rFonts w:ascii="NanumGothic" w:hAnsi="NanumGothic" w:eastAsia="NanumGothic" w:cs="NanumGothic"/>
+                <w:b w:val="0"/>
                 <w:sz w:val="20"/>
               </w:rPr>
               <w:t>최적화 알고리즘 연구, 정량적 실험 설계</w:t>
@@ -552,7 +571,8 @@
           <w:p>
             <w:r>
               <w:rPr>
-                <w:rFonts w:ascii="맑은 고딕" w:hAnsi="맑은 고딕" w:eastAsia="맑은 고딕"/>
+                <w:rFonts w:ascii="NanumGothic" w:hAnsi="NanumGothic" w:eastAsia="NanumGothic" w:cs="NanumGothic"/>
+                <w:b w:val="0"/>
                 <w:sz w:val="20"/>
               </w:rPr>
               <w:t>2022.01 ~ 2025.12</w:t>
@@ -566,7 +586,8 @@
           <w:p>
             <w:r>
               <w:rPr>
-                <w:rFonts w:ascii="맑은 고딕" w:hAnsi="맑은 고딕" w:eastAsia="맑은 고딕"/>
+                <w:rFonts w:ascii="NanumGothic" w:hAnsi="NanumGothic" w:eastAsia="NanumGothic" w:cs="NanumGothic"/>
+                <w:b w:val="0"/>
                 <w:sz w:val="20"/>
               </w:rPr>
               <w:t>㈜팬블러</w:t>
@@ -580,7 +601,8 @@
           <w:p>
             <w:r>
               <w:rPr>
-                <w:rFonts w:ascii="맑은 고딕" w:hAnsi="맑은 고딕" w:eastAsia="맑은 고딕"/>
+                <w:rFonts w:ascii="NanumGothic" w:hAnsi="NanumGothic" w:eastAsia="NanumGothic" w:cs="NanumGothic"/>
+                <w:b w:val="0"/>
                 <w:sz w:val="20"/>
               </w:rPr>
               <w:t>Co-Founder / PO</w:t>
@@ -594,7 +616,8 @@
           <w:p>
             <w:r>
               <w:rPr>
-                <w:rFonts w:ascii="맑은 고딕" w:hAnsi="맑은 고딕" w:eastAsia="맑은 고딕"/>
+                <w:rFonts w:ascii="NanumGothic" w:hAnsi="NanumGothic" w:eastAsia="NanumGothic" w:cs="NanumGothic"/>
+                <w:b w:val="0"/>
                 <w:sz w:val="20"/>
               </w:rPr>
               <w:t>제품 기획 총괄, 비숙련자 대상 UX 설계</w:t>
@@ -610,7 +633,8 @@
           <w:p>
             <w:r>
               <w:rPr>
-                <w:rFonts w:ascii="맑은 고딕" w:hAnsi="맑은 고딕" w:eastAsia="맑은 고딕"/>
+                <w:rFonts w:ascii="NanumGothic" w:hAnsi="NanumGothic" w:eastAsia="NanumGothic" w:cs="NanumGothic"/>
+                <w:b w:val="0"/>
                 <w:sz w:val="20"/>
               </w:rPr>
               <w:t>2026.01 ~ 현재</w:t>
@@ -624,7 +648,8 @@
           <w:p>
             <w:r>
               <w:rPr>
-                <w:rFonts w:ascii="맑은 고딕" w:hAnsi="맑은 고딕" w:eastAsia="맑은 고딕"/>
+                <w:rFonts w:ascii="NanumGothic" w:hAnsi="NanumGothic" w:eastAsia="NanumGothic" w:cs="NanumGothic"/>
+                <w:b w:val="0"/>
                 <w:sz w:val="20"/>
               </w:rPr>
               <w:t>㈜위브원</w:t>
@@ -638,7 +663,8 @@
           <w:p>
             <w:r>
               <w:rPr>
-                <w:rFonts w:ascii="맑은 고딕" w:hAnsi="맑은 고딕" w:eastAsia="맑은 고딕"/>
+                <w:rFonts w:ascii="NanumGothic" w:hAnsi="NanumGothic" w:eastAsia="NanumGothic" w:cs="NanumGothic"/>
+                <w:b w:val="0"/>
                 <w:sz w:val="20"/>
               </w:rPr>
               <w:t>연구원</w:t>
@@ -652,7 +678,8 @@
           <w:p>
             <w:r>
               <w:rPr>
-                <w:rFonts w:ascii="맑은 고딕" w:hAnsi="맑은 고딕" w:eastAsia="맑은 고딕"/>
+                <w:rFonts w:ascii="NanumGothic" w:hAnsi="NanumGothic" w:eastAsia="NanumGothic" w:cs="NanumGothic"/>
+                <w:b w:val="0"/>
                 <w:sz w:val="20"/>
               </w:rPr>
               <w:t>UX·프롬프트 설계, 디지털 취약계층 UX 최적화</w:t>
@@ -665,7 +692,7 @@
     <w:p>
       <w:r>
         <w:rPr>
-          <w:rFonts w:ascii="맑은 고딕" w:hAnsi="맑은 고딕" w:eastAsia="맑은 고딕"/>
+          <w:rFonts w:ascii="NanumGothic" w:hAnsi="NanumGothic" w:eastAsia="NanumGothic" w:cs="NanumGothic"/>
           <w:b/>
           <w:sz w:val="28"/>
         </w:rPr>
@@ -688,12 +715,12 @@
         <w:tc>
           <w:tcPr>
             <w:tcW w:type="dxa" w:w="2160"/>
-            <w:shd w:fill="E6E6E6"/>
+            <w:shd w:fill="DDDDDD"/>
           </w:tcPr>
           <w:p>
             <w:r>
               <w:rPr>
-                <w:rFonts w:ascii="맑은 고딕" w:hAnsi="맑은 고딕" w:eastAsia="맑은 고딕"/>
+                <w:rFonts w:ascii="NanumGothic" w:hAnsi="NanumGothic" w:eastAsia="NanumGothic" w:cs="NanumGothic"/>
                 <w:b/>
                 <w:sz w:val="20"/>
               </w:rPr>
@@ -704,12 +731,12 @@
         <w:tc>
           <w:tcPr>
             <w:tcW w:type="dxa" w:w="2160"/>
-            <w:shd w:fill="E6E6E6"/>
+            <w:shd w:fill="DDDDDD"/>
           </w:tcPr>
           <w:p>
             <w:r>
               <w:rPr>
-                <w:rFonts w:ascii="맑은 고딕" w:hAnsi="맑은 고딕" w:eastAsia="맑은 고딕"/>
+                <w:rFonts w:ascii="NanumGothic" w:hAnsi="NanumGothic" w:eastAsia="NanumGothic" w:cs="NanumGothic"/>
                 <w:b/>
                 <w:sz w:val="20"/>
               </w:rPr>
@@ -720,12 +747,12 @@
         <w:tc>
           <w:tcPr>
             <w:tcW w:type="dxa" w:w="2160"/>
-            <w:shd w:fill="E6E6E6"/>
+            <w:shd w:fill="DDDDDD"/>
           </w:tcPr>
           <w:p>
             <w:r>
               <w:rPr>
-                <w:rFonts w:ascii="맑은 고딕" w:hAnsi="맑은 고딕" w:eastAsia="맑은 고딕"/>
+                <w:rFonts w:ascii="NanumGothic" w:hAnsi="NanumGothic" w:eastAsia="NanumGothic" w:cs="NanumGothic"/>
                 <w:b/>
                 <w:sz w:val="20"/>
               </w:rPr>
@@ -736,12 +763,12 @@
         <w:tc>
           <w:tcPr>
             <w:tcW w:type="dxa" w:w="2160"/>
-            <w:shd w:fill="E6E6E6"/>
+            <w:shd w:fill="DDDDDD"/>
           </w:tcPr>
           <w:p>
             <w:r>
               <w:rPr>
-                <w:rFonts w:ascii="맑은 고딕" w:hAnsi="맑은 고딕" w:eastAsia="맑은 고딕"/>
+                <w:rFonts w:ascii="NanumGothic" w:hAnsi="NanumGothic" w:eastAsia="NanumGothic" w:cs="NanumGothic"/>
                 <w:b/>
                 <w:sz w:val="20"/>
               </w:rPr>
@@ -758,7 +785,8 @@
           <w:p>
             <w:r>
               <w:rPr>
-                <w:rFonts w:ascii="맑은 고딕" w:hAnsi="맑은 고딕" w:eastAsia="맑은 고딕"/>
+                <w:rFonts w:ascii="NanumGothic" w:hAnsi="NanumGothic" w:eastAsia="NanumGothic" w:cs="NanumGothic"/>
+                <w:b w:val="0"/>
                 <w:sz w:val="20"/>
               </w:rPr>
               <w:t>2021.01 ~ 2021.07</w:t>
@@ -772,7 +800,8 @@
           <w:p>
             <w:r>
               <w:rPr>
-                <w:rFonts w:ascii="맑은 고딕" w:hAnsi="맑은 고딕" w:eastAsia="맑은 고딕"/>
+                <w:rFonts w:ascii="NanumGothic" w:hAnsi="NanumGothic" w:eastAsia="NanumGothic" w:cs="NanumGothic"/>
+                <w:b w:val="0"/>
                 <w:sz w:val="20"/>
               </w:rPr>
               <w:t>머신러닝과 빅데이터를 활용한 음식점 생산성 향상 및 고객 시간확보를 위한 음식(주문,예약) 최적화 시스템 개발</w:t>
@@ -786,7 +815,8 @@
           <w:p>
             <w:r>
               <w:rPr>
-                <w:rFonts w:ascii="맑은 고딕" w:hAnsi="맑은 고딕" w:eastAsia="맑은 고딕"/>
+                <w:rFonts w:ascii="NanumGothic" w:hAnsi="NanumGothic" w:eastAsia="NanumGothic" w:cs="NanumGothic"/>
+                <w:b w:val="0"/>
                 <w:sz w:val="20"/>
               </w:rPr>
               <w:t>연구원</w:t>
@@ -800,7 +830,8 @@
           <w:p>
             <w:r>
               <w:rPr>
-                <w:rFonts w:ascii="맑은 고딕" w:hAnsi="맑은 고딕" w:eastAsia="맑은 고딕"/>
+                <w:rFonts w:ascii="NanumGothic" w:hAnsi="NanumGothic" w:eastAsia="NanumGothic" w:cs="NanumGothic"/>
+                <w:b w:val="0"/>
                 <w:sz w:val="20"/>
               </w:rPr>
               <w:t>창업성장 기술개발사업</w:t>
@@ -813,7 +844,7 @@
     <w:p>
       <w:r>
         <w:rPr>
-          <w:rFonts w:ascii="맑은 고딕" w:hAnsi="맑은 고딕" w:eastAsia="맑은 고딕"/>
+          <w:rFonts w:ascii="NanumGothic" w:hAnsi="NanumGothic" w:eastAsia="NanumGothic" w:cs="NanumGothic"/>
           <w:b/>
           <w:sz w:val="28"/>
         </w:rPr>
@@ -823,7 +854,8 @@
     <w:p>
       <w:r>
         <w:rPr>
-          <w:rFonts w:ascii="맑은 고딕" w:hAnsi="맑은 고딕" w:eastAsia="맑은 고딕"/>
+          <w:rFonts w:ascii="NanumGothic" w:hAnsi="NanumGothic" w:eastAsia="NanumGothic" w:cs="NanumGothic"/>
+          <w:b w:val="0"/>
           <w:sz w:val="20"/>
         </w:rPr>
         <w:t>• 프롬프트 최적화: P1~P4 프롬프트 버전 설계 및 순차 고도화</w:t>
@@ -832,7 +864,8 @@
     <w:p>
       <w:r>
         <w:rPr>
-          <w:rFonts w:ascii="맑은 고딕" w:hAnsi="맑은 고딕" w:eastAsia="맑은 고딕"/>
+          <w:rFonts w:ascii="NanumGothic" w:hAnsi="NanumGothic" w:eastAsia="NanumGothic" w:cs="NanumGothic"/>
+          <w:b w:val="0"/>
           <w:sz w:val="20"/>
         </w:rPr>
         <w:t>• 현장 특화 화이트리스트 구축: 정육점 도메인 특화 오류 표현 차단 구조 설계</w:t>
@@ -841,7 +874,8 @@
     <w:p>
       <w:r>
         <w:rPr>
-          <w:rFonts w:ascii="맑은 고딕" w:hAnsi="맑은 고딕" w:eastAsia="맑은 고딕"/>
+          <w:rFonts w:ascii="NanumGothic" w:hAnsi="NanumGothic" w:eastAsia="NanumGothic" w:cs="NanumGothic"/>
+          <w:b w:val="0"/>
           <w:sz w:val="20"/>
         </w:rPr>
         <w:t>• 개인화 실험 설계: Depth별(D1~D3) 개인화 수준 실험 설계 및 분석</w:t>
@@ -850,7 +884,8 @@
     <w:p>
       <w:r>
         <w:rPr>
-          <w:rFonts w:ascii="맑은 고딕" w:hAnsi="맑은 고딕" w:eastAsia="맑은 고딕"/>
+          <w:rFonts w:ascii="NanumGothic" w:hAnsi="NanumGothic" w:eastAsia="NanumGothic" w:cs="NanumGothic"/>
+          <w:b w:val="0"/>
           <w:sz w:val="20"/>
         </w:rPr>
         <w:t>• 디지털 취약계층 UX 최적화: 오프라인 현장 사장님 대상 UX 연구 수행</w:t>
@@ -859,7 +894,8 @@
     <w:p>
       <w:r>
         <w:rPr>
-          <w:rFonts w:ascii="맑은 고딕" w:hAnsi="맑은 고딕" w:eastAsia="맑은 고딕"/>
+          <w:rFonts w:ascii="NanumGothic" w:hAnsi="NanumGothic" w:eastAsia="NanumGothic" w:cs="NanumGothic"/>
+          <w:b w:val="0"/>
           <w:sz w:val="20"/>
         </w:rPr>
         <w:t>• 파일럿 매장 섭외 및 협력 관계 구축</w:t>
@@ -869,7 +905,7 @@
     <w:p>
       <w:r>
         <w:rPr>
-          <w:rFonts w:ascii="맑은 고딕" w:hAnsi="맑은 고딕" w:eastAsia="맑은 고딕"/>
+          <w:rFonts w:ascii="NanumGothic" w:hAnsi="NanumGothic" w:eastAsia="NanumGothic" w:cs="NanumGothic"/>
           <w:b/>
           <w:sz w:val="28"/>
         </w:rPr>
@@ -879,7 +915,8 @@
     <w:p>
       <w:r>
         <w:rPr>
-          <w:rFonts w:ascii="맑은 고딕" w:hAnsi="맑은 고딕" w:eastAsia="맑은 고딕"/>
+          <w:rFonts w:ascii="NanumGothic" w:hAnsi="NanumGothic" w:eastAsia="NanumGothic" w:cs="NanumGothic"/>
+          <w:b w:val="0"/>
           <w:sz w:val="20"/>
         </w:rPr>
         <w:t>• KAIST 공학 석사 및 박사수료 과정을 통한 정량적 연구 방법론 전문성</w:t>
@@ -888,7 +925,8 @@
     <w:p>
       <w:r>
         <w:rPr>
-          <w:rFonts w:ascii="맑은 고딕" w:hAnsi="맑은 고딕" w:eastAsia="맑은 고딕"/>
+          <w:rFonts w:ascii="NanumGothic" w:hAnsi="NanumGothic" w:eastAsia="NanumGothic" w:cs="NanumGothic"/>
+          <w:b w:val="0"/>
           <w:sz w:val="20"/>
         </w:rPr>
         <w:t>• 스타트업 Co-Founder 및 Product Owner 경험을 통한 제품 기획·개발 실무 역량</w:t>
@@ -897,7 +935,8 @@
     <w:p>
       <w:r>
         <w:rPr>
-          <w:rFonts w:ascii="맑은 고딕" w:hAnsi="맑은 고딕" w:eastAsia="맑은 고딕"/>
+          <w:rFonts w:ascii="NanumGothic" w:hAnsi="NanumGothic" w:eastAsia="NanumGothic" w:cs="NanumGothic"/>
+          <w:b w:val="0"/>
           <w:sz w:val="20"/>
         </w:rPr>
         <w:t>• 비숙련자(디지털 취약계층) 대상 UX 설계 전문성</w:t>
@@ -1276,9 +1315,6 @@
     <w:name w:val="Normal"/>
     <w:qFormat/>
     <w:rsid w:val="00FC693F"/>
-    <w:rPr>
-      <w:rFonts w:ascii="맑은 고딕" w:hAnsi="맑은 고딕" w:eastAsia="맑은 고딕"/>
-    </w:rPr>
   </w:style>
   <w:style w:type="paragraph" w:styleId="Header">
     <w:name w:val="header"/>
